--- a/ReactJS-Part1.docx
+++ b/ReactJS-Part1.docx
@@ -2287,23 +2287,7 @@
     </w:p>
     <w:p>
       <w:r>
-        <w:t xml:space="preserve">Here the </w:t>
-      </w:r>
-      <w:proofErr w:type="gramStart"/>
-      <w:r>
-        <w:t>App(</w:t>
-      </w:r>
-      <w:proofErr w:type="gramEnd"/>
-      <w:r>
-        <w:t xml:space="preserve">) is component, while &lt;div&gt; is JSX and, </w:t>
-      </w:r>
-      <w:proofErr w:type="gramStart"/>
-      <w:r>
-        <w:t>return(</w:t>
-      </w:r>
-      <w:proofErr w:type="gramEnd"/>
-      <w:r>
-        <w:t>) returns UI.</w:t>
+        <w:t>Here the App() is component, while &lt;div&gt; is JSX and, return() returns UI.</w:t>
       </w:r>
     </w:p>
     <w:p>
@@ -3232,13 +3216,7 @@
         <w:jc w:val="both"/>
       </w:pPr>
       <w:r>
-        <w:t>A Single Page Application means:</w:t>
-      </w:r>
-      <w:r>
-        <w:t xml:space="preserve"> </w:t>
-      </w:r>
-      <w:r>
-        <w:t>The website has only ONE HTML page, and content changes</w:t>
+        <w:t>A Single Page Application means: The website has only ONE HTML page, and content changes</w:t>
       </w:r>
       <w:r>
         <w:t xml:space="preserve"> dynamically without full page reload.</w:t>
@@ -3405,15 +3383,7 @@
         <w:jc w:val="both"/>
       </w:pPr>
       <w:r>
-        <w:t xml:space="preserve">No </w:t>
-      </w:r>
-      <w:proofErr w:type="gramStart"/>
-      <w:r>
-        <w:t>full page</w:t>
-      </w:r>
-      <w:proofErr w:type="gramEnd"/>
-      <w:r>
-        <w:t xml:space="preserve"> refresh </w:t>
+        <w:t xml:space="preserve">No full page refresh </w:t>
       </w:r>
     </w:p>
     <w:p>
@@ -3497,13 +3467,7 @@
         <w:jc w:val="both"/>
       </w:pPr>
       <w:r>
-        <w:t>A Multi Page Application means:</w:t>
-      </w:r>
-      <w:r>
-        <w:t xml:space="preserve"> </w:t>
-      </w:r>
-      <w:r>
-        <w:t>Every page is a separate HTML file, and browser reloads the page every time.</w:t>
+        <w:t>A Multi Page Application means: Every page is a separate HTML file, and browser reloads the page every time.</w:t>
       </w:r>
     </w:p>
     <w:p>
@@ -3639,15 +3603,7 @@
         <w:jc w:val="both"/>
       </w:pPr>
       <w:r>
-        <w:t xml:space="preserve">Full page </w:t>
-      </w:r>
-      <w:proofErr w:type="gramStart"/>
-      <w:r>
-        <w:t>reload</w:t>
-      </w:r>
-      <w:proofErr w:type="gramEnd"/>
-      <w:r>
-        <w:t xml:space="preserve"> every time </w:t>
+        <w:t xml:space="preserve">Full page reload every time </w:t>
       </w:r>
     </w:p>
     <w:p>
@@ -4329,15 +4285,7 @@
           <w:bCs/>
           <w:u w:val="single"/>
         </w:rPr>
-        <w:t xml:space="preserve"> folder </w:t>
-      </w:r>
-      <w:r>
-        <w:rPr>
-          <w:b/>
-          <w:bCs/>
-          <w:u w:val="single"/>
-        </w:rPr>
-        <w:t>is so big?</w:t>
+        <w:t xml:space="preserve"> folder is so big?</w:t>
       </w:r>
     </w:p>
     <w:p>
@@ -4452,12 +4400,10 @@
         <w:t xml:space="preserve">Can be recreated using </w:t>
       </w:r>
       <w:proofErr w:type="spellStart"/>
-      <w:proofErr w:type="gramStart"/>
       <w:r>
         <w:t>package.json</w:t>
       </w:r>
       <w:proofErr w:type="spellEnd"/>
-      <w:proofErr w:type="gramEnd"/>
     </w:p>
     <w:p>
       <w:pPr>
@@ -4559,6 +4505,9 @@
         <w:jc w:val="center"/>
       </w:pPr>
       <w:r>
+        <w:rPr>
+          <w:noProof/>
+        </w:rPr>
         <w:drawing>
           <wp:inline distT="0" distB="0" distL="0" distR="0" wp14:anchorId="3E487757" wp14:editId="7D1727F5">
             <wp:extent cx="4505954" cy="704948"/>
@@ -4752,6 +4701,9 @@
     </w:p>
     <w:p>
       <w:r>
+        <w:rPr>
+          <w:noProof/>
+        </w:rPr>
         <w:drawing>
           <wp:inline distT="0" distB="0" distL="0" distR="0" wp14:anchorId="668E4427" wp14:editId="34F1C94D">
             <wp:extent cx="5731510" cy="2903220"/>
@@ -4841,6 +4793,9 @@
     </w:p>
     <w:p>
       <w:r>
+        <w:rPr>
+          <w:noProof/>
+        </w:rPr>
         <w:drawing>
           <wp:inline distT="0" distB="0" distL="0" distR="0" wp14:anchorId="4401609A" wp14:editId="50F5731A">
             <wp:extent cx="5731510" cy="2837180"/>
@@ -4992,6 +4947,7 @@
         <w:rPr>
           <w:b/>
           <w:bCs/>
+          <w:noProof/>
           <w:u w:val="single"/>
         </w:rPr>
         <w:drawing>
@@ -5060,6 +5016,9 @@
     </w:p>
     <w:p>
       <w:r>
+        <w:rPr>
+          <w:noProof/>
+        </w:rPr>
         <w:drawing>
           <wp:inline distT="0" distB="0" distL="0" distR="0" wp14:anchorId="72533613" wp14:editId="5AD35C7B">
             <wp:extent cx="5731510" cy="3213735"/>
@@ -5110,6 +5069,9 @@
     </w:p>
     <w:p>
       <w:r>
+        <w:rPr>
+          <w:noProof/>
+        </w:rPr>
         <w:drawing>
           <wp:inline distT="0" distB="0" distL="0" distR="0" wp14:anchorId="3BC32B41" wp14:editId="19343295">
             <wp:extent cx="5731510" cy="2861945"/>
@@ -5170,6 +5132,7 @@
         <w:rPr>
           <w:b/>
           <w:bCs/>
+          <w:noProof/>
           <w:u w:val="single"/>
         </w:rPr>
         <w:drawing>
@@ -5227,6 +5190,9 @@
     </w:p>
     <w:p>
       <w:r>
+        <w:rPr>
+          <w:noProof/>
+        </w:rPr>
         <w:drawing>
           <wp:inline distT="0" distB="0" distL="0" distR="0" wp14:anchorId="50A43B7E" wp14:editId="54D72BF0">
             <wp:extent cx="5731510" cy="878205"/>
@@ -5264,6 +5230,7 @@
         </w:drawing>
       </w:r>
     </w:p>
+    <w:p/>
     <w:p>
       <w:pPr>
         <w:rPr>
@@ -5271,6 +5238,1031 @@
           <w:bCs/>
           <w:u w:val="single"/>
         </w:rPr>
+      </w:pPr>
+      <w:r>
+        <w:rPr>
+          <w:b/>
+          <w:bCs/>
+          <w:u w:val="single"/>
+        </w:rPr>
+        <w:lastRenderedPageBreak/>
+        <w:t>What is the difference between JS function call and React function call:</w:t>
+      </w:r>
+    </w:p>
+    <w:p>
+      <w:pPr>
+        <w:pStyle w:val="ListParagraph"/>
+        <w:numPr>
+          <w:ilvl w:val="0"/>
+          <w:numId w:val="32"/>
+        </w:numPr>
+        <w:jc w:val="both"/>
+      </w:pPr>
+      <w:r>
+        <w:t xml:space="preserve">JS function → you call it anytime, it runs immediately. </w:t>
+      </w:r>
+    </w:p>
+    <w:p>
+      <w:pPr>
+        <w:pStyle w:val="ListParagraph"/>
+        <w:numPr>
+          <w:ilvl w:val="0"/>
+          <w:numId w:val="32"/>
+        </w:numPr>
+        <w:jc w:val="both"/>
+      </w:pPr>
+      <w:r>
+        <w:t>React component function → React calls it during render to build UI, and may re-call it on state/props changes.</w:t>
+      </w:r>
+    </w:p>
+    <w:p>
+      <w:pPr>
+        <w:jc w:val="both"/>
+      </w:pPr>
+      <w:r>
+        <w:rPr>
+          <w:noProof/>
+        </w:rPr>
+        <mc:AlternateContent>
+          <mc:Choice Requires="wps">
+            <w:drawing>
+              <wp:anchor distT="0" distB="0" distL="114300" distR="114300" simplePos="0" relativeHeight="251672576" behindDoc="0" locked="0" layoutInCell="1" allowOverlap="1" wp14:anchorId="078248F0" wp14:editId="6FD4C54C">
+                <wp:simplePos x="0" y="0"/>
+                <wp:positionH relativeFrom="column">
+                  <wp:posOffset>-38100</wp:posOffset>
+                </wp:positionH>
+                <wp:positionV relativeFrom="paragraph">
+                  <wp:posOffset>203835</wp:posOffset>
+                </wp:positionV>
+                <wp:extent cx="1706880" cy="1859280"/>
+                <wp:effectExtent l="0" t="0" r="26670" b="26670"/>
+                <wp:wrapNone/>
+                <wp:docPr id="1693665156" name="Text Box 13"/>
+                <wp:cNvGraphicFramePr/>
+                <a:graphic xmlns:a="http://schemas.openxmlformats.org/drawingml/2006/main">
+                  <a:graphicData uri="http://schemas.microsoft.com/office/word/2010/wordprocessingShape">
+                    <wps:wsp>
+                      <wps:cNvSpPr txBox="1"/>
+                      <wps:spPr>
+                        <a:xfrm>
+                          <a:off x="0" y="0"/>
+                          <a:ext cx="1706880" cy="1859280"/>
+                        </a:xfrm>
+                        <a:prstGeom prst="rect">
+                          <a:avLst/>
+                        </a:prstGeom>
+                        <a:solidFill>
+                          <a:schemeClr val="lt1"/>
+                        </a:solidFill>
+                        <a:ln w="6350">
+                          <a:solidFill>
+                            <a:prstClr val="black"/>
+                          </a:solidFill>
+                        </a:ln>
+                      </wps:spPr>
+                      <wps:txbx>
+                        <w:txbxContent>
+                          <w:p>
+                            <w:pPr>
+                              <w:jc w:val="both"/>
+                            </w:pPr>
+                            <w:r>
+                              <w:t>App.js:</w:t>
+                            </w:r>
+                          </w:p>
+                          <w:p>
+                            <w:pPr>
+                              <w:jc w:val="both"/>
+                              <w:rPr>
+                                <w:i/>
+                                <w:iCs/>
+                              </w:rPr>
+                            </w:pPr>
+                            <w:r>
+                              <w:rPr>
+                                <w:i/>
+                                <w:iCs/>
+                              </w:rPr>
+                              <w:t>function add(a, b) {</w:t>
+                            </w:r>
+                          </w:p>
+                          <w:p>
+                            <w:pPr>
+                              <w:jc w:val="both"/>
+                              <w:rPr>
+                                <w:i/>
+                                <w:iCs/>
+                              </w:rPr>
+                            </w:pPr>
+                            <w:r>
+                              <w:rPr>
+                                <w:i/>
+                                <w:iCs/>
+                              </w:rPr>
+                              <w:t xml:space="preserve">  return a + b;</w:t>
+                            </w:r>
+                          </w:p>
+                          <w:p>
+                            <w:pPr>
+                              <w:jc w:val="both"/>
+                              <w:rPr>
+                                <w:i/>
+                                <w:iCs/>
+                              </w:rPr>
+                            </w:pPr>
+                            <w:r>
+                              <w:rPr>
+                                <w:i/>
+                                <w:iCs/>
+                              </w:rPr>
+                              <w:t>}</w:t>
+                            </w:r>
+                          </w:p>
+                          <w:p>
+                            <w:pPr>
+                              <w:jc w:val="both"/>
+                              <w:rPr>
+                                <w:i/>
+                                <w:iCs/>
+                              </w:rPr>
+                            </w:pPr>
+                            <w:r>
+                              <w:rPr>
+                                <w:i/>
+                                <w:iCs/>
+                              </w:rPr>
+                              <w:t>console.log(add(2, 3)); // 5</w:t>
+                            </w:r>
+                          </w:p>
+                          <w:p/>
+                        </w:txbxContent>
+                      </wps:txbx>
+                      <wps:bodyPr rot="0" spcFirstLastPara="0" vertOverflow="overflow" horzOverflow="overflow" vert="horz" wrap="square" lIns="91440" tIns="45720" rIns="91440" bIns="45720" numCol="1" spcCol="0" rtlCol="0" fromWordArt="0" anchor="t" anchorCtr="0" forceAA="0" compatLnSpc="1">
+                        <a:prstTxWarp prst="textNoShape">
+                          <a:avLst/>
+                        </a:prstTxWarp>
+                        <a:noAutofit/>
+                      </wps:bodyPr>
+                    </wps:wsp>
+                  </a:graphicData>
+                </a:graphic>
+                <wp14:sizeRelH relativeFrom="margin">
+                  <wp14:pctWidth>0</wp14:pctWidth>
+                </wp14:sizeRelH>
+                <wp14:sizeRelV relativeFrom="margin">
+                  <wp14:pctHeight>0</wp14:pctHeight>
+                </wp14:sizeRelV>
+              </wp:anchor>
+            </w:drawing>
+          </mc:Choice>
+          <mc:Fallback>
+            <w:pict>
+              <v:shape w14:anchorId="078248F0" id="Text Box 13" o:spid="_x0000_s1031" type="#_x0000_t202" style="position:absolute;left:0;text-align:left;margin-left:-3pt;margin-top:16.05pt;width:134.4pt;height:146.4pt;z-index:251672576;visibility:visible;mso-wrap-style:square;mso-width-percent:0;mso-height-percent:0;mso-wrap-distance-left:9pt;mso-wrap-distance-top:0;mso-wrap-distance-right:9pt;mso-wrap-distance-bottom:0;mso-position-horizontal:absolute;mso-position-horizontal-relative:text;mso-position-vertical:absolute;mso-position-vertical-relative:text;mso-width-percent:0;mso-height-percent:0;mso-width-relative:margin;mso-height-relative:margin;v-text-anchor:top" o:gfxdata="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" fillcolor="white [3201]" strokeweight=".5pt">
+                <v:textbox>
+                  <w:txbxContent>
+                    <w:p>
+                      <w:pPr>
+                        <w:jc w:val="both"/>
+                      </w:pPr>
+                      <w:r>
+                        <w:t>App.js:</w:t>
+                      </w:r>
+                    </w:p>
+                    <w:p>
+                      <w:pPr>
+                        <w:jc w:val="both"/>
+                        <w:rPr>
+                          <w:i/>
+                          <w:iCs/>
+                        </w:rPr>
+                      </w:pPr>
+                      <w:r>
+                        <w:rPr>
+                          <w:i/>
+                          <w:iCs/>
+                        </w:rPr>
+                        <w:t>function add(a, b) {</w:t>
+                      </w:r>
+                    </w:p>
+                    <w:p>
+                      <w:pPr>
+                        <w:jc w:val="both"/>
+                        <w:rPr>
+                          <w:i/>
+                          <w:iCs/>
+                        </w:rPr>
+                      </w:pPr>
+                      <w:r>
+                        <w:rPr>
+                          <w:i/>
+                          <w:iCs/>
+                        </w:rPr>
+                        <w:t xml:space="preserve">  return a + b;</w:t>
+                      </w:r>
+                    </w:p>
+                    <w:p>
+                      <w:pPr>
+                        <w:jc w:val="both"/>
+                        <w:rPr>
+                          <w:i/>
+                          <w:iCs/>
+                        </w:rPr>
+                      </w:pPr>
+                      <w:r>
+                        <w:rPr>
+                          <w:i/>
+                          <w:iCs/>
+                        </w:rPr>
+                        <w:t>}</w:t>
+                      </w:r>
+                    </w:p>
+                    <w:p>
+                      <w:pPr>
+                        <w:jc w:val="both"/>
+                        <w:rPr>
+                          <w:i/>
+                          <w:iCs/>
+                        </w:rPr>
+                      </w:pPr>
+                      <w:r>
+                        <w:rPr>
+                          <w:i/>
+                          <w:iCs/>
+                        </w:rPr>
+                        <w:t>console.log(add(2, 3)); // 5</w:t>
+                      </w:r>
+                    </w:p>
+                    <w:p/>
+                  </w:txbxContent>
+                </v:textbox>
+              </v:shape>
+            </w:pict>
+          </mc:Fallback>
+        </mc:AlternateContent>
+      </w:r>
+      <w:r>
+        <w:rPr>
+          <w:noProof/>
+        </w:rPr>
+        <mc:AlternateContent>
+          <mc:Choice Requires="wps">
+            <w:drawing>
+              <wp:anchor distT="0" distB="0" distL="114300" distR="114300" simplePos="0" relativeHeight="251671552" behindDoc="0" locked="0" layoutInCell="1" allowOverlap="1" wp14:anchorId="310CC52F" wp14:editId="2859FB70">
+                <wp:simplePos x="0" y="0"/>
+                <wp:positionH relativeFrom="column">
+                  <wp:posOffset>3375660</wp:posOffset>
+                </wp:positionH>
+                <wp:positionV relativeFrom="paragraph">
+                  <wp:posOffset>177800</wp:posOffset>
+                </wp:positionV>
+                <wp:extent cx="2202180" cy="2004060"/>
+                <wp:effectExtent l="0" t="0" r="26670" b="15240"/>
+                <wp:wrapNone/>
+                <wp:docPr id="656406257" name="Text Box 12"/>
+                <wp:cNvGraphicFramePr/>
+                <a:graphic xmlns:a="http://schemas.openxmlformats.org/drawingml/2006/main">
+                  <a:graphicData uri="http://schemas.microsoft.com/office/word/2010/wordprocessingShape">
+                    <wps:wsp>
+                      <wps:cNvSpPr txBox="1"/>
+                      <wps:spPr>
+                        <a:xfrm>
+                          <a:off x="0" y="0"/>
+                          <a:ext cx="2202180" cy="2004060"/>
+                        </a:xfrm>
+                        <a:prstGeom prst="rect">
+                          <a:avLst/>
+                        </a:prstGeom>
+                        <a:solidFill>
+                          <a:schemeClr val="lt1"/>
+                        </a:solidFill>
+                        <a:ln w="6350">
+                          <a:solidFill>
+                            <a:prstClr val="black"/>
+                          </a:solidFill>
+                        </a:ln>
+                      </wps:spPr>
+                      <wps:txbx>
+                        <w:txbxContent>
+                          <w:p>
+                            <w:proofErr w:type="spellStart"/>
+                            <w:r>
+                              <w:t>App.jsx</w:t>
+                            </w:r>
+                            <w:proofErr w:type="spellEnd"/>
+                            <w:r>
+                              <w:t>:</w:t>
+                            </w:r>
+                          </w:p>
+                          <w:p>
+                            <w:pPr>
+                              <w:rPr>
+                                <w:i/>
+                                <w:iCs/>
+                              </w:rPr>
+                            </w:pPr>
+                            <w:r>
+                              <w:rPr>
+                                <w:i/>
+                                <w:iCs/>
+                              </w:rPr>
+                              <w:t>function Hello() {</w:t>
+                            </w:r>
+                          </w:p>
+                          <w:p>
+                            <w:pPr>
+                              <w:rPr>
+                                <w:i/>
+                                <w:iCs/>
+                              </w:rPr>
+                            </w:pPr>
+                            <w:r>
+                              <w:rPr>
+                                <w:i/>
+                                <w:iCs/>
+                              </w:rPr>
+                              <w:t xml:space="preserve">  return &lt;h1&gt;Hello World&lt;/h1&gt;;</w:t>
+                            </w:r>
+                          </w:p>
+                          <w:p>
+                            <w:pPr>
+                              <w:rPr>
+                                <w:i/>
+                                <w:iCs/>
+                              </w:rPr>
+                            </w:pPr>
+                            <w:r>
+                              <w:rPr>
+                                <w:i/>
+                                <w:iCs/>
+                              </w:rPr>
+                              <w:t>}</w:t>
+                            </w:r>
+                          </w:p>
+                          <w:p>
+                            <w:pPr>
+                              <w:rPr>
+                                <w:i/>
+                                <w:iCs/>
+                              </w:rPr>
+                            </w:pPr>
+                            <w:r>
+                              <w:rPr>
+                                <w:i/>
+                                <w:iCs/>
+                              </w:rPr>
+                              <w:t>export default function App() {</w:t>
+                            </w:r>
+                          </w:p>
+                          <w:p>
+                            <w:pPr>
+                              <w:rPr>
+                                <w:i/>
+                                <w:iCs/>
+                              </w:rPr>
+                            </w:pPr>
+                            <w:r>
+                              <w:rPr>
+                                <w:i/>
+                                <w:iCs/>
+                              </w:rPr>
+                              <w:t xml:space="preserve">  return &lt;Hello /&gt;;</w:t>
+                            </w:r>
+                          </w:p>
+                          <w:p>
+                            <w:pPr>
+                              <w:rPr>
+                                <w:i/>
+                                <w:iCs/>
+                              </w:rPr>
+                            </w:pPr>
+                            <w:r>
+                              <w:rPr>
+                                <w:i/>
+                                <w:iCs/>
+                              </w:rPr>
+                              <w:t>}</w:t>
+                            </w:r>
+                          </w:p>
+                        </w:txbxContent>
+                      </wps:txbx>
+                      <wps:bodyPr rot="0" spcFirstLastPara="0" vertOverflow="overflow" horzOverflow="overflow" vert="horz" wrap="square" lIns="91440" tIns="45720" rIns="91440" bIns="45720" numCol="1" spcCol="0" rtlCol="0" fromWordArt="0" anchor="t" anchorCtr="0" forceAA="0" compatLnSpc="1">
+                        <a:prstTxWarp prst="textNoShape">
+                          <a:avLst/>
+                        </a:prstTxWarp>
+                        <a:noAutofit/>
+                      </wps:bodyPr>
+                    </wps:wsp>
+                  </a:graphicData>
+                </a:graphic>
+                <wp14:sizeRelV relativeFrom="margin">
+                  <wp14:pctHeight>0</wp14:pctHeight>
+                </wp14:sizeRelV>
+              </wp:anchor>
+            </w:drawing>
+          </mc:Choice>
+          <mc:Fallback>
+            <w:pict>
+              <v:shape w14:anchorId="310CC52F" id="Text Box 12" o:spid="_x0000_s1032" type="#_x0000_t202" style="position:absolute;left:0;text-align:left;margin-left:265.8pt;margin-top:14pt;width:173.4pt;height:157.8pt;z-index:251671552;visibility:visible;mso-wrap-style:square;mso-height-percent:0;mso-wrap-distance-left:9pt;mso-wrap-distance-top:0;mso-wrap-distance-right:9pt;mso-wrap-distance-bottom:0;mso-position-horizontal:absolute;mso-position-horizontal-relative:text;mso-position-vertical:absolute;mso-position-vertical-relative:text;mso-height-percent:0;mso-height-relative:margin;v-text-anchor:top" o:gfxdata="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" fillcolor="white [3201]" strokeweight=".5pt">
+                <v:textbox>
+                  <w:txbxContent>
+                    <w:p>
+                      <w:proofErr w:type="spellStart"/>
+                      <w:r>
+                        <w:t>App.jsx</w:t>
+                      </w:r>
+                      <w:proofErr w:type="spellEnd"/>
+                      <w:r>
+                        <w:t>:</w:t>
+                      </w:r>
+                    </w:p>
+                    <w:p>
+                      <w:pPr>
+                        <w:rPr>
+                          <w:i/>
+                          <w:iCs/>
+                        </w:rPr>
+                      </w:pPr>
+                      <w:r>
+                        <w:rPr>
+                          <w:i/>
+                          <w:iCs/>
+                        </w:rPr>
+                        <w:t>function Hello() {</w:t>
+                      </w:r>
+                    </w:p>
+                    <w:p>
+                      <w:pPr>
+                        <w:rPr>
+                          <w:i/>
+                          <w:iCs/>
+                        </w:rPr>
+                      </w:pPr>
+                      <w:r>
+                        <w:rPr>
+                          <w:i/>
+                          <w:iCs/>
+                        </w:rPr>
+                        <w:t xml:space="preserve">  return &lt;h1&gt;Hello World&lt;/h1&gt;;</w:t>
+                      </w:r>
+                    </w:p>
+                    <w:p>
+                      <w:pPr>
+                        <w:rPr>
+                          <w:i/>
+                          <w:iCs/>
+                        </w:rPr>
+                      </w:pPr>
+                      <w:r>
+                        <w:rPr>
+                          <w:i/>
+                          <w:iCs/>
+                        </w:rPr>
+                        <w:t>}</w:t>
+                      </w:r>
+                    </w:p>
+                    <w:p>
+                      <w:pPr>
+                        <w:rPr>
+                          <w:i/>
+                          <w:iCs/>
+                        </w:rPr>
+                      </w:pPr>
+                      <w:r>
+                        <w:rPr>
+                          <w:i/>
+                          <w:iCs/>
+                        </w:rPr>
+                        <w:t>export default function App() {</w:t>
+                      </w:r>
+                    </w:p>
+                    <w:p>
+                      <w:pPr>
+                        <w:rPr>
+                          <w:i/>
+                          <w:iCs/>
+                        </w:rPr>
+                      </w:pPr>
+                      <w:r>
+                        <w:rPr>
+                          <w:i/>
+                          <w:iCs/>
+                        </w:rPr>
+                        <w:t xml:space="preserve">  return &lt;Hello /&gt;;</w:t>
+                      </w:r>
+                    </w:p>
+                    <w:p>
+                      <w:pPr>
+                        <w:rPr>
+                          <w:i/>
+                          <w:iCs/>
+                        </w:rPr>
+                      </w:pPr>
+                      <w:r>
+                        <w:rPr>
+                          <w:i/>
+                          <w:iCs/>
+                        </w:rPr>
+                        <w:t>}</w:t>
+                      </w:r>
+                    </w:p>
+                  </w:txbxContent>
+                </v:textbox>
+              </v:shape>
+            </w:pict>
+          </mc:Fallback>
+        </mc:AlternateContent>
+      </w:r>
+      <w:r>
+        <w:t>Example</w:t>
+      </w:r>
+      <w:r>
+        <w:rPr>
+          <w:noProof/>
+        </w:rPr>
+        <mc:AlternateContent>
+          <mc:Choice Requires="wps">
+            <w:drawing>
+              <wp:anchor distT="0" distB="0" distL="114300" distR="114300" simplePos="0" relativeHeight="251674624" behindDoc="0" locked="0" layoutInCell="1" allowOverlap="1" wp14:anchorId="368E69AD" wp14:editId="56952226">
+                <wp:simplePos x="0" y="0"/>
+                <wp:positionH relativeFrom="column">
+                  <wp:posOffset>-22860</wp:posOffset>
+                </wp:positionH>
+                <wp:positionV relativeFrom="paragraph">
+                  <wp:posOffset>1976120</wp:posOffset>
+                </wp:positionV>
+                <wp:extent cx="1760220" cy="434340"/>
+                <wp:effectExtent l="0" t="0" r="11430" b="22860"/>
+                <wp:wrapNone/>
+                <wp:docPr id="199878601" name="Text Box 15"/>
+                <wp:cNvGraphicFramePr/>
+                <a:graphic xmlns:a="http://schemas.openxmlformats.org/drawingml/2006/main">
+                  <a:graphicData uri="http://schemas.microsoft.com/office/word/2010/wordprocessingShape">
+                    <wps:wsp>
+                      <wps:cNvSpPr txBox="1"/>
+                      <wps:spPr>
+                        <a:xfrm>
+                          <a:off x="0" y="0"/>
+                          <a:ext cx="1760220" cy="434340"/>
+                        </a:xfrm>
+                        <a:prstGeom prst="rect">
+                          <a:avLst/>
+                        </a:prstGeom>
+                        <a:solidFill>
+                          <a:schemeClr val="lt1"/>
+                        </a:solidFill>
+                        <a:ln w="6350">
+                          <a:solidFill>
+                            <a:schemeClr val="bg1"/>
+                          </a:solidFill>
+                        </a:ln>
+                      </wps:spPr>
+                      <wps:txbx>
+                        <w:txbxContent>
+                          <w:p>
+                            <w:r>
+                              <w:t>Runs immediately when called.</w:t>
+                            </w:r>
+                          </w:p>
+                          <w:p/>
+                          <w:p/>
+                          <w:p/>
+                          <w:p/>
+                          <w:p/>
+                        </w:txbxContent>
+                      </wps:txbx>
+                      <wps:bodyPr rot="0" spcFirstLastPara="0" vertOverflow="overflow" horzOverflow="overflow" vert="horz" wrap="square" lIns="91440" tIns="45720" rIns="91440" bIns="45720" numCol="1" spcCol="0" rtlCol="0" fromWordArt="0" anchor="t" anchorCtr="0" forceAA="0" compatLnSpc="1">
+                        <a:prstTxWarp prst="textNoShape">
+                          <a:avLst/>
+                        </a:prstTxWarp>
+                        <a:noAutofit/>
+                      </wps:bodyPr>
+                    </wps:wsp>
+                  </a:graphicData>
+                </a:graphic>
+              </wp:anchor>
+            </w:drawing>
+          </mc:Choice>
+          <mc:Fallback>
+            <w:pict>
+              <v:shape w14:anchorId="368E69AD" id="Text Box 15" o:spid="_x0000_s1033" type="#_x0000_t202" style="position:absolute;left:0;text-align:left;margin-left:-1.8pt;margin-top:155.6pt;width:138.6pt;height:34.2pt;z-index:251674624;visibility:visible;mso-wrap-style:square;mso-wrap-distance-left:9pt;mso-wrap-distance-top:0;mso-wrap-distance-right:9pt;mso-wrap-distance-bottom:0;mso-position-horizontal:absolute;mso-position-horizontal-relative:text;mso-position-vertical:absolute;mso-position-vertical-relative:text;v-text-anchor:top" o:gfxdata="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" fillcolor="white [3201]" strokecolor="white [3212]" strokeweight=".5pt">
+                <v:textbox>
+                  <w:txbxContent>
+                    <w:p>
+                      <w:r>
+                        <w:t>Runs immediately when called.</w:t>
+                      </w:r>
+                    </w:p>
+                    <w:p/>
+                    <w:p/>
+                    <w:p/>
+                    <w:p/>
+                    <w:p/>
+                  </w:txbxContent>
+                </v:textbox>
+              </v:shape>
+            </w:pict>
+          </mc:Fallback>
+        </mc:AlternateContent>
+      </w:r>
+      <w:r>
+        <w:rPr>
+          <w:noProof/>
+        </w:rPr>
+        <mc:AlternateContent>
+          <mc:Choice Requires="wps">
+            <w:drawing>
+              <wp:anchor distT="0" distB="0" distL="114300" distR="114300" simplePos="0" relativeHeight="251673600" behindDoc="0" locked="0" layoutInCell="1" allowOverlap="1" wp14:anchorId="6DEE340E" wp14:editId="35260B9F">
+                <wp:simplePos x="0" y="0"/>
+                <wp:positionH relativeFrom="margin">
+                  <wp:align>right</wp:align>
+                </wp:positionH>
+                <wp:positionV relativeFrom="paragraph">
+                  <wp:posOffset>2059940</wp:posOffset>
+                </wp:positionV>
+                <wp:extent cx="2278380" cy="647700"/>
+                <wp:effectExtent l="0" t="0" r="26670" b="19050"/>
+                <wp:wrapNone/>
+                <wp:docPr id="501199762" name="Text Box 14"/>
+                <wp:cNvGraphicFramePr/>
+                <a:graphic xmlns:a="http://schemas.openxmlformats.org/drawingml/2006/main">
+                  <a:graphicData uri="http://schemas.microsoft.com/office/word/2010/wordprocessingShape">
+                    <wps:wsp>
+                      <wps:cNvSpPr txBox="1"/>
+                      <wps:spPr>
+                        <a:xfrm>
+                          <a:off x="0" y="0"/>
+                          <a:ext cx="2278380" cy="647700"/>
+                        </a:xfrm>
+                        <a:prstGeom prst="rect">
+                          <a:avLst/>
+                        </a:prstGeom>
+                        <a:solidFill>
+                          <a:schemeClr val="lt1"/>
+                        </a:solidFill>
+                        <a:ln w="6350">
+                          <a:solidFill>
+                            <a:schemeClr val="bg1"/>
+                          </a:solidFill>
+                        </a:ln>
+                      </wps:spPr>
+                      <wps:txbx>
+                        <w:txbxContent>
+                          <w:p>
+                            <w:r>
+                              <w:t>React calls Hello() internally during rendering, not you directly like normal JS logic.</w:t>
+                            </w:r>
+                          </w:p>
+                          <w:p/>
+                        </w:txbxContent>
+                      </wps:txbx>
+                      <wps:bodyPr rot="0" spcFirstLastPara="0" vertOverflow="overflow" horzOverflow="overflow" vert="horz" wrap="square" lIns="91440" tIns="45720" rIns="91440" bIns="45720" numCol="1" spcCol="0" rtlCol="0" fromWordArt="0" anchor="t" anchorCtr="0" forceAA="0" compatLnSpc="1">
+                        <a:prstTxWarp prst="textNoShape">
+                          <a:avLst/>
+                        </a:prstTxWarp>
+                        <a:noAutofit/>
+                      </wps:bodyPr>
+                    </wps:wsp>
+                  </a:graphicData>
+                </a:graphic>
+                <wp14:sizeRelH relativeFrom="margin">
+                  <wp14:pctWidth>0</wp14:pctWidth>
+                </wp14:sizeRelH>
+                <wp14:sizeRelV relativeFrom="margin">
+                  <wp14:pctHeight>0</wp14:pctHeight>
+                </wp14:sizeRelV>
+              </wp:anchor>
+            </w:drawing>
+          </mc:Choice>
+          <mc:Fallback>
+            <w:pict>
+              <v:shape w14:anchorId="6DEE340E" id="Text Box 14" o:spid="_x0000_s1034" type="#_x0000_t202" style="position:absolute;left:0;text-align:left;margin-left:128.2pt;margin-top:162.2pt;width:179.4pt;height:51pt;z-index:251673600;visibility:visible;mso-wrap-style:square;mso-width-percent:0;mso-height-percent:0;mso-wrap-distance-left:9pt;mso-wrap-distance-top:0;mso-wrap-distance-right:9pt;mso-wrap-distance-bottom:0;mso-position-horizontal:right;mso-position-horizontal-relative:margin;mso-position-vertical:absolute;mso-position-vertical-relative:text;mso-width-percent:0;mso-height-percent:0;mso-width-relative:margin;mso-height-relative:margin;v-text-anchor:top" o:gfxdata="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" fillcolor="white [3201]" strokecolor="white [3212]" strokeweight=".5pt">
+                <v:textbox>
+                  <w:txbxContent>
+                    <w:p>
+                      <w:r>
+                        <w:t>React calls Hello() internally during rendering, not you directly like normal JS logic.</w:t>
+                      </w:r>
+                    </w:p>
+                    <w:p/>
+                  </w:txbxContent>
+                </v:textbox>
+                <w10:wrap anchorx="margin"/>
+              </v:shape>
+            </w:pict>
+          </mc:Fallback>
+        </mc:AlternateContent>
+      </w:r>
+      <w:r>
+        <w:t>:</w:t>
+      </w:r>
+    </w:p>
+    <w:p>
+      <w:pPr>
+        <w:jc w:val="both"/>
+      </w:pPr>
+    </w:p>
+    <w:p>
+      <w:pPr>
+        <w:jc w:val="both"/>
+      </w:pPr>
+    </w:p>
+    <w:p>
+      <w:pPr>
+        <w:jc w:val="both"/>
+      </w:pPr>
+    </w:p>
+    <w:p>
+      <w:pPr>
+        <w:jc w:val="both"/>
+      </w:pPr>
+    </w:p>
+    <w:p>
+      <w:pPr>
+        <w:jc w:val="both"/>
+      </w:pPr>
+    </w:p>
+    <w:p>
+      <w:pPr>
+        <w:jc w:val="both"/>
+      </w:pPr>
+    </w:p>
+    <w:p>
+      <w:pPr>
+        <w:jc w:val="both"/>
+      </w:pPr>
+    </w:p>
+    <w:p>
+      <w:pPr>
+        <w:jc w:val="both"/>
+      </w:pPr>
+    </w:p>
+    <w:p>
+      <w:pPr>
+        <w:jc w:val="both"/>
+      </w:pPr>
+    </w:p>
+    <w:p>
+      <w:pPr>
+        <w:jc w:val="both"/>
+        <w:rPr>
+          <w:b/>
+          <w:bCs/>
+          <w:u w:val="single"/>
+        </w:rPr>
+      </w:pPr>
+      <w:r>
+        <w:rPr>
+          <w:b/>
+          <w:bCs/>
+          <w:u w:val="single"/>
+        </w:rPr>
+        <w:t xml:space="preserve">How to pass functions to the button for </w:t>
+      </w:r>
+      <w:proofErr w:type="spellStart"/>
+      <w:r>
+        <w:rPr>
+          <w:b/>
+          <w:bCs/>
+          <w:u w:val="single"/>
+        </w:rPr>
+        <w:t>onClick</w:t>
+      </w:r>
+      <w:proofErr w:type="spellEnd"/>
+      <w:r>
+        <w:rPr>
+          <w:b/>
+          <w:bCs/>
+          <w:u w:val="single"/>
+        </w:rPr>
+        <w:t xml:space="preserve"> event?</w:t>
+      </w:r>
+    </w:p>
+    <w:p>
+      <w:pPr>
+        <w:jc w:val="both"/>
+      </w:pPr>
+      <w:r>
+        <w:t>App.js:</w:t>
+      </w:r>
+    </w:p>
+    <w:p>
+      <w:pPr>
+        <w:jc w:val="both"/>
+      </w:pPr>
+      <w:r>
+        <w:drawing>
+          <wp:inline distT="0" distB="0" distL="0" distR="0" wp14:anchorId="2FCDFAD6" wp14:editId="725DE771">
+            <wp:extent cx="5731510" cy="1912620"/>
+            <wp:effectExtent l="0" t="0" r="2540" b="0"/>
+            <wp:docPr id="514046089" name="Picture 1"/>
+            <wp:cNvGraphicFramePr>
+              <a:graphicFrameLocks xmlns:a="http://schemas.openxmlformats.org/drawingml/2006/main" noChangeAspect="1"/>
+            </wp:cNvGraphicFramePr>
+            <a:graphic xmlns:a="http://schemas.openxmlformats.org/drawingml/2006/main">
+              <a:graphicData uri="http://schemas.openxmlformats.org/drawingml/2006/picture">
+                <pic:pic xmlns:pic="http://schemas.openxmlformats.org/drawingml/2006/picture">
+                  <pic:nvPicPr>
+                    <pic:cNvPr id="514046089" name=""/>
+                    <pic:cNvPicPr/>
+                  </pic:nvPicPr>
+                  <pic:blipFill>
+                    <a:blip r:embed="rId34"/>
+                    <a:stretch>
+                      <a:fillRect/>
+                    </a:stretch>
+                  </pic:blipFill>
+                  <pic:spPr>
+                    <a:xfrm>
+                      <a:off x="0" y="0"/>
+                      <a:ext cx="5731510" cy="1912620"/>
+                    </a:xfrm>
+                    <a:prstGeom prst="rect">
+                      <a:avLst/>
+                    </a:prstGeom>
+                  </pic:spPr>
+                </pic:pic>
+              </a:graphicData>
+            </a:graphic>
+          </wp:inline>
+        </w:drawing>
+      </w:r>
+    </w:p>
+    <w:p>
+      <w:pPr>
+        <w:jc w:val="both"/>
+      </w:pPr>
+      <w:r>
+        <w:t>Output:</w:t>
+      </w:r>
+    </w:p>
+    <w:p>
+      <w:pPr>
+        <w:jc w:val="both"/>
+      </w:pPr>
+      <w:r>
+        <w:drawing>
+          <wp:inline distT="0" distB="0" distL="0" distR="0" wp14:anchorId="5743E24F" wp14:editId="79CE33D7">
+            <wp:extent cx="5731510" cy="708660"/>
+            <wp:effectExtent l="0" t="0" r="2540" b="0"/>
+            <wp:docPr id="1481796125" name="Picture 1"/>
+            <wp:cNvGraphicFramePr>
+              <a:graphicFrameLocks xmlns:a="http://schemas.openxmlformats.org/drawingml/2006/main" noChangeAspect="1"/>
+            </wp:cNvGraphicFramePr>
+            <a:graphic xmlns:a="http://schemas.openxmlformats.org/drawingml/2006/main">
+              <a:graphicData uri="http://schemas.openxmlformats.org/drawingml/2006/picture">
+                <pic:pic xmlns:pic="http://schemas.openxmlformats.org/drawingml/2006/picture">
+                  <pic:nvPicPr>
+                    <pic:cNvPr id="1481796125" name=""/>
+                    <pic:cNvPicPr/>
+                  </pic:nvPicPr>
+                  <pic:blipFill>
+                    <a:blip r:embed="rId35"/>
+                    <a:stretch>
+                      <a:fillRect/>
+                    </a:stretch>
+                  </pic:blipFill>
+                  <pic:spPr>
+                    <a:xfrm>
+                      <a:off x="0" y="0"/>
+                      <a:ext cx="5731510" cy="708660"/>
+                    </a:xfrm>
+                    <a:prstGeom prst="rect">
+                      <a:avLst/>
+                    </a:prstGeom>
+                  </pic:spPr>
+                </pic:pic>
+              </a:graphicData>
+            </a:graphic>
+          </wp:inline>
+        </w:drawing>
+      </w:r>
+    </w:p>
+    <w:p>
+      <w:pPr>
+        <w:jc w:val="both"/>
+      </w:pPr>
+      <w:r>
+        <w:t>When clicked on button:</w:t>
+      </w:r>
+    </w:p>
+    <w:p>
+      <w:pPr>
+        <w:jc w:val="both"/>
+      </w:pPr>
+      <w:r>
+        <w:drawing>
+          <wp:inline distT="0" distB="0" distL="0" distR="0" wp14:anchorId="76AF1EC1" wp14:editId="1C0078AF">
+            <wp:extent cx="5731510" cy="788670"/>
+            <wp:effectExtent l="0" t="0" r="2540" b="0"/>
+            <wp:docPr id="1241986591" name="Picture 1"/>
+            <wp:cNvGraphicFramePr>
+              <a:graphicFrameLocks xmlns:a="http://schemas.openxmlformats.org/drawingml/2006/main" noChangeAspect="1"/>
+            </wp:cNvGraphicFramePr>
+            <a:graphic xmlns:a="http://schemas.openxmlformats.org/drawingml/2006/main">
+              <a:graphicData uri="http://schemas.openxmlformats.org/drawingml/2006/picture">
+                <pic:pic xmlns:pic="http://schemas.openxmlformats.org/drawingml/2006/picture">
+                  <pic:nvPicPr>
+                    <pic:cNvPr id="1241986591" name=""/>
+                    <pic:cNvPicPr/>
+                  </pic:nvPicPr>
+                  <pic:blipFill>
+                    <a:blip r:embed="rId36"/>
+                    <a:stretch>
+                      <a:fillRect/>
+                    </a:stretch>
+                  </pic:blipFill>
+                  <pic:spPr>
+                    <a:xfrm>
+                      <a:off x="0" y="0"/>
+                      <a:ext cx="5731510" cy="788670"/>
+                    </a:xfrm>
+                    <a:prstGeom prst="rect">
+                      <a:avLst/>
+                    </a:prstGeom>
+                  </pic:spPr>
+                </pic:pic>
+              </a:graphicData>
+            </a:graphic>
+          </wp:inline>
+        </w:drawing>
+      </w:r>
+    </w:p>
+    <w:p>
+      <w:pPr>
+        <w:jc w:val="both"/>
+      </w:pPr>
+      <w:r>
+        <w:lastRenderedPageBreak/>
+        <w:t xml:space="preserve">Basically, </w:t>
+      </w:r>
+      <w:r>
+        <w:t>Always pass a function reference, not a function call.</w:t>
+      </w:r>
+    </w:p>
+    <w:p>
+      <w:pPr>
+        <w:jc w:val="both"/>
+      </w:pPr>
+      <w:r>
+        <w:t>Wrong way:</w:t>
+      </w:r>
+    </w:p>
+    <w:p>
+      <w:pPr>
+        <w:jc w:val="center"/>
+      </w:pPr>
+      <w:r>
+        <w:drawing>
+          <wp:inline distT="0" distB="0" distL="0" distR="0" wp14:anchorId="79C3AB67" wp14:editId="648FB8F5">
+            <wp:extent cx="5731510" cy="1966595"/>
+            <wp:effectExtent l="0" t="0" r="2540" b="0"/>
+            <wp:docPr id="247199008" name="Picture 1"/>
+            <wp:cNvGraphicFramePr>
+              <a:graphicFrameLocks xmlns:a="http://schemas.openxmlformats.org/drawingml/2006/main" noChangeAspect="1"/>
+            </wp:cNvGraphicFramePr>
+            <a:graphic xmlns:a="http://schemas.openxmlformats.org/drawingml/2006/main">
+              <a:graphicData uri="http://schemas.openxmlformats.org/drawingml/2006/picture">
+                <pic:pic xmlns:pic="http://schemas.openxmlformats.org/drawingml/2006/picture">
+                  <pic:nvPicPr>
+                    <pic:cNvPr id="247199008" name=""/>
+                    <pic:cNvPicPr/>
+                  </pic:nvPicPr>
+                  <pic:blipFill>
+                    <a:blip r:embed="rId37"/>
+                    <a:stretch>
+                      <a:fillRect/>
+                    </a:stretch>
+                  </pic:blipFill>
+                  <pic:spPr>
+                    <a:xfrm>
+                      <a:off x="0" y="0"/>
+                      <a:ext cx="5731510" cy="1966595"/>
+                    </a:xfrm>
+                    <a:prstGeom prst="rect">
+                      <a:avLst/>
+                    </a:prstGeom>
+                  </pic:spPr>
+                </pic:pic>
+              </a:graphicData>
+            </a:graphic>
+          </wp:inline>
+        </w:drawing>
+      </w:r>
+    </w:p>
+    <w:p>
+      <w:r>
+        <w:t xml:space="preserve">Output: </w:t>
+      </w:r>
+    </w:p>
+    <w:p>
+      <w:r>
+        <w:t>Not worked as expected.</w:t>
+      </w:r>
+    </w:p>
+    <w:p/>
+    <w:p>
+      <w:pPr>
+        <w:jc w:val="both"/>
       </w:pPr>
     </w:p>
     <w:sectPr>
@@ -5663,6 +6655,119 @@
     </w:lvl>
   </w:abstractNum>
   <w:abstractNum w:abstractNumId="3" w15:restartNumberingAfterBreak="0">
+    <w:nsid w:val="0F4C1714"/>
+    <w:multiLevelType w:val="hybridMultilevel"/>
+    <w:tmpl w:val="27FA1ECA"/>
+    <w:lvl w:ilvl="0" w:tplc="40090001">
+      <w:start w:val="1"/>
+      <w:numFmt w:val="bullet"/>
+      <w:lvlText w:val=""/>
+      <w:lvlJc w:val="left"/>
+      <w:pPr>
+        <w:ind w:left="360" w:hanging="360"/>
+      </w:pPr>
+      <w:rPr>
+        <w:rFonts w:ascii="Symbol" w:hAnsi="Symbol" w:hint="default"/>
+      </w:rPr>
+    </w:lvl>
+    <w:lvl w:ilvl="1" w:tplc="40090003" w:tentative="1">
+      <w:start w:val="1"/>
+      <w:numFmt w:val="bullet"/>
+      <w:lvlText w:val="o"/>
+      <w:lvlJc w:val="left"/>
+      <w:pPr>
+        <w:ind w:left="1080" w:hanging="360"/>
+      </w:pPr>
+      <w:rPr>
+        <w:rFonts w:ascii="Courier New" w:hAnsi="Courier New" w:cs="Courier New" w:hint="default"/>
+      </w:rPr>
+    </w:lvl>
+    <w:lvl w:ilvl="2" w:tplc="40090005" w:tentative="1">
+      <w:start w:val="1"/>
+      <w:numFmt w:val="bullet"/>
+      <w:lvlText w:val=""/>
+      <w:lvlJc w:val="left"/>
+      <w:pPr>
+        <w:ind w:left="1800" w:hanging="360"/>
+      </w:pPr>
+      <w:rPr>
+        <w:rFonts w:ascii="Wingdings" w:hAnsi="Wingdings" w:hint="default"/>
+      </w:rPr>
+    </w:lvl>
+    <w:lvl w:ilvl="3" w:tplc="40090001" w:tentative="1">
+      <w:start w:val="1"/>
+      <w:numFmt w:val="bullet"/>
+      <w:lvlText w:val=""/>
+      <w:lvlJc w:val="left"/>
+      <w:pPr>
+        <w:ind w:left="2520" w:hanging="360"/>
+      </w:pPr>
+      <w:rPr>
+        <w:rFonts w:ascii="Symbol" w:hAnsi="Symbol" w:hint="default"/>
+      </w:rPr>
+    </w:lvl>
+    <w:lvl w:ilvl="4" w:tplc="40090003" w:tentative="1">
+      <w:start w:val="1"/>
+      <w:numFmt w:val="bullet"/>
+      <w:lvlText w:val="o"/>
+      <w:lvlJc w:val="left"/>
+      <w:pPr>
+        <w:ind w:left="3240" w:hanging="360"/>
+      </w:pPr>
+      <w:rPr>
+        <w:rFonts w:ascii="Courier New" w:hAnsi="Courier New" w:cs="Courier New" w:hint="default"/>
+      </w:rPr>
+    </w:lvl>
+    <w:lvl w:ilvl="5" w:tplc="40090005" w:tentative="1">
+      <w:start w:val="1"/>
+      <w:numFmt w:val="bullet"/>
+      <w:lvlText w:val=""/>
+      <w:lvlJc w:val="left"/>
+      <w:pPr>
+        <w:ind w:left="3960" w:hanging="360"/>
+      </w:pPr>
+      <w:rPr>
+        <w:rFonts w:ascii="Wingdings" w:hAnsi="Wingdings" w:hint="default"/>
+      </w:rPr>
+    </w:lvl>
+    <w:lvl w:ilvl="6" w:tplc="40090001" w:tentative="1">
+      <w:start w:val="1"/>
+      <w:numFmt w:val="bullet"/>
+      <w:lvlText w:val=""/>
+      <w:lvlJc w:val="left"/>
+      <w:pPr>
+        <w:ind w:left="4680" w:hanging="360"/>
+      </w:pPr>
+      <w:rPr>
+        <w:rFonts w:ascii="Symbol" w:hAnsi="Symbol" w:hint="default"/>
+      </w:rPr>
+    </w:lvl>
+    <w:lvl w:ilvl="7" w:tplc="40090003" w:tentative="1">
+      <w:start w:val="1"/>
+      <w:numFmt w:val="bullet"/>
+      <w:lvlText w:val="o"/>
+      <w:lvlJc w:val="left"/>
+      <w:pPr>
+        <w:ind w:left="5400" w:hanging="360"/>
+      </w:pPr>
+      <w:rPr>
+        <w:rFonts w:ascii="Courier New" w:hAnsi="Courier New" w:cs="Courier New" w:hint="default"/>
+      </w:rPr>
+    </w:lvl>
+    <w:lvl w:ilvl="8" w:tplc="40090005" w:tentative="1">
+      <w:start w:val="1"/>
+      <w:numFmt w:val="bullet"/>
+      <w:lvlText w:val=""/>
+      <w:lvlJc w:val="left"/>
+      <w:pPr>
+        <w:ind w:left="6120" w:hanging="360"/>
+      </w:pPr>
+      <w:rPr>
+        <w:rFonts w:ascii="Wingdings" w:hAnsi="Wingdings" w:hint="default"/>
+      </w:rPr>
+    </w:lvl>
+  </w:abstractNum>
+  <w:abstractNum w:abstractNumId="4" w15:restartNumberingAfterBreak="0">
     <w:nsid w:val="10537F0B"/>
     <w:multiLevelType w:val="hybridMultilevel"/>
     <w:tmpl w:val="733AE09C"/>
@@ -5751,7 +6856,7 @@
       </w:pPr>
     </w:lvl>
   </w:abstractNum>
-  <w:abstractNum w:abstractNumId="4" w15:restartNumberingAfterBreak="0">
+  <w:abstractNum w:abstractNumId="5" w15:restartNumberingAfterBreak="0">
     <w:nsid w:val="117B4E13"/>
     <w:multiLevelType w:val="hybridMultilevel"/>
     <w:tmpl w:val="FA0A170E"/>
@@ -5864,7 +6969,7 @@
       </w:rPr>
     </w:lvl>
   </w:abstractNum>
-  <w:abstractNum w:abstractNumId="5" w15:restartNumberingAfterBreak="0">
+  <w:abstractNum w:abstractNumId="6" w15:restartNumberingAfterBreak="0">
     <w:nsid w:val="11E656FD"/>
     <w:multiLevelType w:val="hybridMultilevel"/>
     <w:tmpl w:val="04267F9A"/>
@@ -5977,7 +7082,7 @@
       </w:rPr>
     </w:lvl>
   </w:abstractNum>
-  <w:abstractNum w:abstractNumId="6" w15:restartNumberingAfterBreak="0">
+  <w:abstractNum w:abstractNumId="7" w15:restartNumberingAfterBreak="0">
     <w:nsid w:val="18193B0E"/>
     <w:multiLevelType w:val="multilevel"/>
     <w:tmpl w:val="8766E9BA"/>
@@ -6126,7 +7231,7 @@
       </w:rPr>
     </w:lvl>
   </w:abstractNum>
-  <w:abstractNum w:abstractNumId="7" w15:restartNumberingAfterBreak="0">
+  <w:abstractNum w:abstractNumId="8" w15:restartNumberingAfterBreak="0">
     <w:nsid w:val="1C4C51AD"/>
     <w:multiLevelType w:val="hybridMultilevel"/>
     <w:tmpl w:val="3D68374C"/>
@@ -6239,7 +7344,7 @@
       </w:rPr>
     </w:lvl>
   </w:abstractNum>
-  <w:abstractNum w:abstractNumId="8" w15:restartNumberingAfterBreak="0">
+  <w:abstractNum w:abstractNumId="9" w15:restartNumberingAfterBreak="0">
     <w:nsid w:val="21F61F2E"/>
     <w:multiLevelType w:val="hybridMultilevel"/>
     <w:tmpl w:val="02C6B8C2"/>
@@ -6352,7 +7457,7 @@
       </w:rPr>
     </w:lvl>
   </w:abstractNum>
-  <w:abstractNum w:abstractNumId="9" w15:restartNumberingAfterBreak="0">
+  <w:abstractNum w:abstractNumId="10" w15:restartNumberingAfterBreak="0">
     <w:nsid w:val="2ABB7BF0"/>
     <w:multiLevelType w:val="hybridMultilevel"/>
     <w:tmpl w:val="F752C6FC"/>
@@ -6438,7 +7543,7 @@
       </w:pPr>
     </w:lvl>
   </w:abstractNum>
-  <w:abstractNum w:abstractNumId="10" w15:restartNumberingAfterBreak="0">
+  <w:abstractNum w:abstractNumId="11" w15:restartNumberingAfterBreak="0">
     <w:nsid w:val="2F212EFC"/>
     <w:multiLevelType w:val="hybridMultilevel"/>
     <w:tmpl w:val="91B2E474"/>
@@ -6551,7 +7656,7 @@
       </w:rPr>
     </w:lvl>
   </w:abstractNum>
-  <w:abstractNum w:abstractNumId="11" w15:restartNumberingAfterBreak="0">
+  <w:abstractNum w:abstractNumId="12" w15:restartNumberingAfterBreak="0">
     <w:nsid w:val="363C4A11"/>
     <w:multiLevelType w:val="hybridMultilevel"/>
     <w:tmpl w:val="6E18F704"/>
@@ -6664,7 +7769,7 @@
       </w:rPr>
     </w:lvl>
   </w:abstractNum>
-  <w:abstractNum w:abstractNumId="12" w15:restartNumberingAfterBreak="0">
+  <w:abstractNum w:abstractNumId="13" w15:restartNumberingAfterBreak="0">
     <w:nsid w:val="3E5159AF"/>
     <w:multiLevelType w:val="multilevel"/>
     <w:tmpl w:val="A230873C"/>
@@ -6813,7 +7918,7 @@
       </w:rPr>
     </w:lvl>
   </w:abstractNum>
-  <w:abstractNum w:abstractNumId="13" w15:restartNumberingAfterBreak="0">
+  <w:abstractNum w:abstractNumId="14" w15:restartNumberingAfterBreak="0">
     <w:nsid w:val="3E5206C6"/>
     <w:multiLevelType w:val="multilevel"/>
     <w:tmpl w:val="F080EAC2"/>
@@ -6962,7 +8067,7 @@
       </w:rPr>
     </w:lvl>
   </w:abstractNum>
-  <w:abstractNum w:abstractNumId="14" w15:restartNumberingAfterBreak="0">
+  <w:abstractNum w:abstractNumId="15" w15:restartNumberingAfterBreak="0">
     <w:nsid w:val="402A5282"/>
     <w:multiLevelType w:val="hybridMultilevel"/>
     <w:tmpl w:val="0F6AAE44"/>
@@ -7075,7 +8180,120 @@
       </w:rPr>
     </w:lvl>
   </w:abstractNum>
-  <w:abstractNum w:abstractNumId="15" w15:restartNumberingAfterBreak="0">
+  <w:abstractNum w:abstractNumId="16" w15:restartNumberingAfterBreak="0">
+    <w:nsid w:val="40554D31"/>
+    <w:multiLevelType w:val="hybridMultilevel"/>
+    <w:tmpl w:val="06068D60"/>
+    <w:lvl w:ilvl="0" w:tplc="40090001">
+      <w:start w:val="1"/>
+      <w:numFmt w:val="bullet"/>
+      <w:lvlText w:val=""/>
+      <w:lvlJc w:val="left"/>
+      <w:pPr>
+        <w:ind w:left="720" w:hanging="360"/>
+      </w:pPr>
+      <w:rPr>
+        <w:rFonts w:ascii="Symbol" w:hAnsi="Symbol" w:hint="default"/>
+      </w:rPr>
+    </w:lvl>
+    <w:lvl w:ilvl="1" w:tplc="40090003" w:tentative="1">
+      <w:start w:val="1"/>
+      <w:numFmt w:val="bullet"/>
+      <w:lvlText w:val="o"/>
+      <w:lvlJc w:val="left"/>
+      <w:pPr>
+        <w:ind w:left="1440" w:hanging="360"/>
+      </w:pPr>
+      <w:rPr>
+        <w:rFonts w:ascii="Courier New" w:hAnsi="Courier New" w:cs="Courier New" w:hint="default"/>
+      </w:rPr>
+    </w:lvl>
+    <w:lvl w:ilvl="2" w:tplc="40090005" w:tentative="1">
+      <w:start w:val="1"/>
+      <w:numFmt w:val="bullet"/>
+      <w:lvlText w:val=""/>
+      <w:lvlJc w:val="left"/>
+      <w:pPr>
+        <w:ind w:left="2160" w:hanging="360"/>
+      </w:pPr>
+      <w:rPr>
+        <w:rFonts w:ascii="Wingdings" w:hAnsi="Wingdings" w:hint="default"/>
+      </w:rPr>
+    </w:lvl>
+    <w:lvl w:ilvl="3" w:tplc="40090001" w:tentative="1">
+      <w:start w:val="1"/>
+      <w:numFmt w:val="bullet"/>
+      <w:lvlText w:val=""/>
+      <w:lvlJc w:val="left"/>
+      <w:pPr>
+        <w:ind w:left="2880" w:hanging="360"/>
+      </w:pPr>
+      <w:rPr>
+        <w:rFonts w:ascii="Symbol" w:hAnsi="Symbol" w:hint="default"/>
+      </w:rPr>
+    </w:lvl>
+    <w:lvl w:ilvl="4" w:tplc="40090003" w:tentative="1">
+      <w:start w:val="1"/>
+      <w:numFmt w:val="bullet"/>
+      <w:lvlText w:val="o"/>
+      <w:lvlJc w:val="left"/>
+      <w:pPr>
+        <w:ind w:left="3600" w:hanging="360"/>
+      </w:pPr>
+      <w:rPr>
+        <w:rFonts w:ascii="Courier New" w:hAnsi="Courier New" w:cs="Courier New" w:hint="default"/>
+      </w:rPr>
+    </w:lvl>
+    <w:lvl w:ilvl="5" w:tplc="40090005" w:tentative="1">
+      <w:start w:val="1"/>
+      <w:numFmt w:val="bullet"/>
+      <w:lvlText w:val=""/>
+      <w:lvlJc w:val="left"/>
+      <w:pPr>
+        <w:ind w:left="4320" w:hanging="360"/>
+      </w:pPr>
+      <w:rPr>
+        <w:rFonts w:ascii="Wingdings" w:hAnsi="Wingdings" w:hint="default"/>
+      </w:rPr>
+    </w:lvl>
+    <w:lvl w:ilvl="6" w:tplc="40090001" w:tentative="1">
+      <w:start w:val="1"/>
+      <w:numFmt w:val="bullet"/>
+      <w:lvlText w:val=""/>
+      <w:lvlJc w:val="left"/>
+      <w:pPr>
+        <w:ind w:left="5040" w:hanging="360"/>
+      </w:pPr>
+      <w:rPr>
+        <w:rFonts w:ascii="Symbol" w:hAnsi="Symbol" w:hint="default"/>
+      </w:rPr>
+    </w:lvl>
+    <w:lvl w:ilvl="7" w:tplc="40090003" w:tentative="1">
+      <w:start w:val="1"/>
+      <w:numFmt w:val="bullet"/>
+      <w:lvlText w:val="o"/>
+      <w:lvlJc w:val="left"/>
+      <w:pPr>
+        <w:ind w:left="5760" w:hanging="360"/>
+      </w:pPr>
+      <w:rPr>
+        <w:rFonts w:ascii="Courier New" w:hAnsi="Courier New" w:cs="Courier New" w:hint="default"/>
+      </w:rPr>
+    </w:lvl>
+    <w:lvl w:ilvl="8" w:tplc="40090005" w:tentative="1">
+      <w:start w:val="1"/>
+      <w:numFmt w:val="bullet"/>
+      <w:lvlText w:val=""/>
+      <w:lvlJc w:val="left"/>
+      <w:pPr>
+        <w:ind w:left="6480" w:hanging="360"/>
+      </w:pPr>
+      <w:rPr>
+        <w:rFonts w:ascii="Wingdings" w:hAnsi="Wingdings" w:hint="default"/>
+      </w:rPr>
+    </w:lvl>
+  </w:abstractNum>
+  <w:abstractNum w:abstractNumId="17" w15:restartNumberingAfterBreak="0">
     <w:nsid w:val="45D54B3C"/>
     <w:multiLevelType w:val="multilevel"/>
     <w:tmpl w:val="F49A5A6E"/>
@@ -7224,7 +8442,7 @@
       </w:rPr>
     </w:lvl>
   </w:abstractNum>
-  <w:abstractNum w:abstractNumId="16" w15:restartNumberingAfterBreak="0">
+  <w:abstractNum w:abstractNumId="18" w15:restartNumberingAfterBreak="0">
     <w:nsid w:val="4B3B6614"/>
     <w:multiLevelType w:val="hybridMultilevel"/>
     <w:tmpl w:val="A3244B74"/>
@@ -7337,7 +8555,7 @@
       </w:rPr>
     </w:lvl>
   </w:abstractNum>
-  <w:abstractNum w:abstractNumId="17" w15:restartNumberingAfterBreak="0">
+  <w:abstractNum w:abstractNumId="19" w15:restartNumberingAfterBreak="0">
     <w:nsid w:val="4B5B1CF9"/>
     <w:multiLevelType w:val="hybridMultilevel"/>
     <w:tmpl w:val="508EAD7C"/>
@@ -7450,7 +8668,7 @@
       </w:rPr>
     </w:lvl>
   </w:abstractNum>
-  <w:abstractNum w:abstractNumId="18" w15:restartNumberingAfterBreak="0">
+  <w:abstractNum w:abstractNumId="20" w15:restartNumberingAfterBreak="0">
     <w:nsid w:val="4D335843"/>
     <w:multiLevelType w:val="multilevel"/>
     <w:tmpl w:val="734EEA4A"/>
@@ -7599,7 +8817,7 @@
       </w:rPr>
     </w:lvl>
   </w:abstractNum>
-  <w:abstractNum w:abstractNumId="19" w15:restartNumberingAfterBreak="0">
+  <w:abstractNum w:abstractNumId="21" w15:restartNumberingAfterBreak="0">
     <w:nsid w:val="4F11038D"/>
     <w:multiLevelType w:val="multilevel"/>
     <w:tmpl w:val="D7D22F08"/>
@@ -7748,7 +8966,7 @@
       </w:rPr>
     </w:lvl>
   </w:abstractNum>
-  <w:abstractNum w:abstractNumId="20" w15:restartNumberingAfterBreak="0">
+  <w:abstractNum w:abstractNumId="22" w15:restartNumberingAfterBreak="0">
     <w:nsid w:val="536F1248"/>
     <w:multiLevelType w:val="multilevel"/>
     <w:tmpl w:val="F814CB10"/>
@@ -7897,7 +9115,7 @@
       </w:rPr>
     </w:lvl>
   </w:abstractNum>
-  <w:abstractNum w:abstractNumId="21" w15:restartNumberingAfterBreak="0">
+  <w:abstractNum w:abstractNumId="23" w15:restartNumberingAfterBreak="0">
     <w:nsid w:val="553E69B6"/>
     <w:multiLevelType w:val="multilevel"/>
     <w:tmpl w:val="52CA84C6"/>
@@ -8046,7 +9264,7 @@
       </w:rPr>
     </w:lvl>
   </w:abstractNum>
-  <w:abstractNum w:abstractNumId="22" w15:restartNumberingAfterBreak="0">
+  <w:abstractNum w:abstractNumId="24" w15:restartNumberingAfterBreak="0">
     <w:nsid w:val="5F366C06"/>
     <w:multiLevelType w:val="multilevel"/>
     <w:tmpl w:val="E6F6F3B8"/>
@@ -8195,7 +9413,7 @@
       </w:rPr>
     </w:lvl>
   </w:abstractNum>
-  <w:abstractNum w:abstractNumId="23" w15:restartNumberingAfterBreak="0">
+  <w:abstractNum w:abstractNumId="25" w15:restartNumberingAfterBreak="0">
     <w:nsid w:val="616F3BCA"/>
     <w:multiLevelType w:val="hybridMultilevel"/>
     <w:tmpl w:val="D222F3E4"/>
@@ -8308,7 +9526,7 @@
       </w:rPr>
     </w:lvl>
   </w:abstractNum>
-  <w:abstractNum w:abstractNumId="24" w15:restartNumberingAfterBreak="0">
+  <w:abstractNum w:abstractNumId="26" w15:restartNumberingAfterBreak="0">
     <w:nsid w:val="637B38E7"/>
     <w:multiLevelType w:val="multilevel"/>
     <w:tmpl w:val="564E78AE"/>
@@ -8457,7 +9675,7 @@
       </w:rPr>
     </w:lvl>
   </w:abstractNum>
-  <w:abstractNum w:abstractNumId="25" w15:restartNumberingAfterBreak="0">
+  <w:abstractNum w:abstractNumId="27" w15:restartNumberingAfterBreak="0">
     <w:nsid w:val="67916860"/>
     <w:multiLevelType w:val="multilevel"/>
     <w:tmpl w:val="D6AC16D0"/>
@@ -8606,7 +9824,7 @@
       </w:rPr>
     </w:lvl>
   </w:abstractNum>
-  <w:abstractNum w:abstractNumId="26" w15:restartNumberingAfterBreak="0">
+  <w:abstractNum w:abstractNumId="28" w15:restartNumberingAfterBreak="0">
     <w:nsid w:val="67BB42AD"/>
     <w:multiLevelType w:val="hybridMultilevel"/>
     <w:tmpl w:val="7260303A"/>
@@ -8719,7 +9937,7 @@
       </w:rPr>
     </w:lvl>
   </w:abstractNum>
-  <w:abstractNum w:abstractNumId="27" w15:restartNumberingAfterBreak="0">
+  <w:abstractNum w:abstractNumId="29" w15:restartNumberingAfterBreak="0">
     <w:nsid w:val="6B381FDE"/>
     <w:multiLevelType w:val="hybridMultilevel"/>
     <w:tmpl w:val="79D66ECE"/>
@@ -8832,7 +10050,7 @@
       </w:rPr>
     </w:lvl>
   </w:abstractNum>
-  <w:abstractNum w:abstractNumId="28" w15:restartNumberingAfterBreak="0">
+  <w:abstractNum w:abstractNumId="30" w15:restartNumberingAfterBreak="0">
     <w:nsid w:val="6D104259"/>
     <w:multiLevelType w:val="multilevel"/>
     <w:tmpl w:val="1562D292"/>
@@ -8949,7 +10167,7 @@
       </w:pPr>
     </w:lvl>
   </w:abstractNum>
-  <w:abstractNum w:abstractNumId="29" w15:restartNumberingAfterBreak="0">
+  <w:abstractNum w:abstractNumId="31" w15:restartNumberingAfterBreak="0">
     <w:nsid w:val="743A137D"/>
     <w:multiLevelType w:val="multilevel"/>
     <w:tmpl w:val="D2DCB914"/>
@@ -9099,94 +10317,100 @@
     </w:lvl>
   </w:abstractNum>
   <w:num w:numId="1" w16cid:durableId="1778139094">
-    <w:abstractNumId w:val="3"/>
+    <w:abstractNumId w:val="4"/>
   </w:num>
   <w:num w:numId="2" w16cid:durableId="1028214496">
-    <w:abstractNumId w:val="22"/>
+    <w:abstractNumId w:val="24"/>
   </w:num>
   <w:num w:numId="3" w16cid:durableId="1338845891">
-    <w:abstractNumId w:val="14"/>
+    <w:abstractNumId w:val="15"/>
   </w:num>
   <w:num w:numId="4" w16cid:durableId="557475405">
-    <w:abstractNumId w:val="21"/>
+    <w:abstractNumId w:val="23"/>
   </w:num>
   <w:num w:numId="5" w16cid:durableId="1646548649">
-    <w:abstractNumId w:val="23"/>
+    <w:abstractNumId w:val="25"/>
   </w:num>
   <w:num w:numId="6" w16cid:durableId="222758877">
-    <w:abstractNumId w:val="24"/>
+    <w:abstractNumId w:val="26"/>
   </w:num>
   <w:num w:numId="7" w16cid:durableId="1496415316">
-    <w:abstractNumId w:val="15"/>
+    <w:abstractNumId w:val="17"/>
   </w:num>
   <w:num w:numId="8" w16cid:durableId="1248927996">
     <w:abstractNumId w:val="1"/>
   </w:num>
   <w:num w:numId="9" w16cid:durableId="1842887592">
-    <w:abstractNumId w:val="13"/>
+    <w:abstractNumId w:val="14"/>
   </w:num>
   <w:num w:numId="10" w16cid:durableId="1506090366">
-    <w:abstractNumId w:val="19"/>
+    <w:abstractNumId w:val="21"/>
   </w:num>
   <w:num w:numId="11" w16cid:durableId="1105810074">
-    <w:abstractNumId w:val="11"/>
+    <w:abstractNumId w:val="12"/>
   </w:num>
   <w:num w:numId="12" w16cid:durableId="2076125290">
-    <w:abstractNumId w:val="8"/>
+    <w:abstractNumId w:val="9"/>
   </w:num>
   <w:num w:numId="13" w16cid:durableId="1876305890">
     <w:abstractNumId w:val="0"/>
   </w:num>
   <w:num w:numId="14" w16cid:durableId="1814709618">
-    <w:abstractNumId w:val="28"/>
+    <w:abstractNumId w:val="30"/>
   </w:num>
   <w:num w:numId="15" w16cid:durableId="1669552348">
-    <w:abstractNumId w:val="9"/>
+    <w:abstractNumId w:val="10"/>
   </w:num>
   <w:num w:numId="16" w16cid:durableId="1436748890">
-    <w:abstractNumId w:val="29"/>
+    <w:abstractNumId w:val="31"/>
   </w:num>
   <w:num w:numId="17" w16cid:durableId="647977350">
-    <w:abstractNumId w:val="10"/>
+    <w:abstractNumId w:val="11"/>
   </w:num>
   <w:num w:numId="18" w16cid:durableId="986667435">
-    <w:abstractNumId w:val="12"/>
+    <w:abstractNumId w:val="13"/>
   </w:num>
   <w:num w:numId="19" w16cid:durableId="367730002">
-    <w:abstractNumId w:val="4"/>
+    <w:abstractNumId w:val="5"/>
   </w:num>
   <w:num w:numId="20" w16cid:durableId="265310527">
+    <w:abstractNumId w:val="7"/>
+  </w:num>
+  <w:num w:numId="21" w16cid:durableId="210533547">
     <w:abstractNumId w:val="6"/>
   </w:num>
-  <w:num w:numId="21" w16cid:durableId="210533547">
-    <w:abstractNumId w:val="5"/>
-  </w:num>
   <w:num w:numId="22" w16cid:durableId="1401563641">
-    <w:abstractNumId w:val="25"/>
+    <w:abstractNumId w:val="27"/>
   </w:num>
   <w:num w:numId="23" w16cid:durableId="2024743390">
-    <w:abstractNumId w:val="26"/>
+    <w:abstractNumId w:val="28"/>
   </w:num>
   <w:num w:numId="24" w16cid:durableId="1568419833">
     <w:abstractNumId w:val="2"/>
   </w:num>
   <w:num w:numId="25" w16cid:durableId="871455949">
-    <w:abstractNumId w:val="27"/>
+    <w:abstractNumId w:val="29"/>
   </w:num>
   <w:num w:numId="26" w16cid:durableId="1416173437">
+    <w:abstractNumId w:val="22"/>
+  </w:num>
+  <w:num w:numId="27" w16cid:durableId="969945242">
+    <w:abstractNumId w:val="18"/>
+  </w:num>
+  <w:num w:numId="28" w16cid:durableId="1494491972">
     <w:abstractNumId w:val="20"/>
   </w:num>
-  <w:num w:numId="27" w16cid:durableId="969945242">
+  <w:num w:numId="29" w16cid:durableId="1328634886">
+    <w:abstractNumId w:val="8"/>
+  </w:num>
+  <w:num w:numId="30" w16cid:durableId="1166018778">
+    <w:abstractNumId w:val="19"/>
+  </w:num>
+  <w:num w:numId="31" w16cid:durableId="1568807625">
     <w:abstractNumId w:val="16"/>
   </w:num>
-  <w:num w:numId="28" w16cid:durableId="1494491972">
-    <w:abstractNumId w:val="18"/>
-  </w:num>
-  <w:num w:numId="29" w16cid:durableId="1328634886">
-    <w:abstractNumId w:val="7"/>
-  </w:num>
-  <w:num w:numId="30" w16cid:durableId="1166018778">
-    <w:abstractNumId w:val="17"/>
+  <w:num w:numId="32" w16cid:durableId="590509173">
+    <w:abstractNumId w:val="3"/>
   </w:num>
 </w:numbering>
 </file>
